--- a/4.质量管理/1.流程制度规范类文件/HXDL-ITSS-0406客户沟通管理制度.docx
+++ b/4.质量管理/1.流程制度规范类文件/HXDL-ITSS-0406客户沟通管理制度.docx
@@ -26,7 +26,7 @@
           <w:lang w:val="en-US" w:eastAsia="zh-CN"/>
         </w:rPr>
       </w:pPr>
-      <w:bookmarkStart w:id="0" w:name="_Toc13284"/>
+      <w:bookmarkStart w:id="0" w:name="_Toc26333"/>
       <w:r>
         <w:drawing>
           <wp:anchor distT="0" distB="0" distL="114300" distR="114300" simplePos="0" relativeHeight="251659264" behindDoc="1" locked="0" layoutInCell="1" allowOverlap="1">
@@ -112,7 +112,7 @@
           <w:lang w:val="en-US" w:eastAsia="zh-CN"/>
         </w:rPr>
       </w:pPr>
-      <w:bookmarkStart w:id="1" w:name="_Toc2238"/>
+      <w:bookmarkStart w:id="1" w:name="_Toc6023"/>
       <w:r>
         <w:rPr>
           <w:rFonts w:hint="eastAsia"/>
@@ -147,7 +147,7 @@
           <w:lang w:val="en-US" w:eastAsia="zh-CN"/>
         </w:rPr>
       </w:pPr>
-      <w:bookmarkStart w:id="2" w:name="_Toc21506"/>
+      <w:bookmarkStart w:id="2" w:name="_Toc20217"/>
       <w:r>
         <w:rPr>
           <w:rFonts w:hint="eastAsia"/>
@@ -216,6 +216,12 @@
             <w:insideH w:val="none" w:color="auto" w:sz="0" w:space="0"/>
             <w:insideV w:val="none" w:color="auto" w:sz="0" w:space="0"/>
           </w:tblBorders>
+          <w:tblCellMar>
+            <w:top w:w="0" w:type="dxa"/>
+            <w:left w:w="108" w:type="dxa"/>
+            <w:bottom w:w="0" w:type="dxa"/>
+            <w:right w:w="108" w:type="dxa"/>
+          </w:tblCellMar>
         </w:tblPrEx>
         <w:trPr>
           <w:trHeight w:val="810" w:hRule="atLeast"/>
@@ -674,7 +680,7 @@
           <w:szCs w:val="30"/>
         </w:rPr>
       </w:pPr>
-      <w:bookmarkStart w:id="3" w:name="_Toc19755"/>
+      <w:bookmarkStart w:id="3" w:name="_Toc19203"/>
       <w:r>
         <w:rPr>
           <w:rFonts w:ascii="宋体" w:hAnsi="宋体" w:eastAsia="宋体" w:cs="宋体"/>
@@ -2211,6 +2217,8 @@
               <w:tab w:val="right" w:leader="dot" w:pos="8306"/>
             </w:tabs>
           </w:pPr>
+          <w:bookmarkStart w:id="18" w:name="_GoBack"/>
+          <w:bookmarkEnd w:id="18"/>
           <w:r>
             <w:fldChar w:fldCharType="begin"/>
           </w:r>
@@ -2224,7 +2232,7 @@
             <w:fldChar w:fldCharType="begin"/>
           </w:r>
           <w:r>
-            <w:instrText xml:space="preserve"> HYPERLINK \l _Toc13284 </w:instrText>
+            <w:instrText xml:space="preserve"> HYPERLINK \l _Toc26333 </w:instrText>
           </w:r>
           <w:r>
             <w:fldChar w:fldCharType="separate"/>
@@ -2243,7 +2251,7 @@
             <w:fldChar w:fldCharType="begin"/>
           </w:r>
           <w:r>
-            <w:instrText xml:space="preserve"> PAGEREF _Toc13284 \h </w:instrText>
+            <w:instrText xml:space="preserve"> PAGEREF _Toc26333 \h </w:instrText>
           </w:r>
           <w:r>
             <w:fldChar w:fldCharType="separate"/>
@@ -2269,7 +2277,7 @@
             <w:fldChar w:fldCharType="begin"/>
           </w:r>
           <w:r>
-            <w:instrText xml:space="preserve"> HYPERLINK \l _Toc2238 </w:instrText>
+            <w:instrText xml:space="preserve"> HYPERLINK \l _Toc6023 </w:instrText>
           </w:r>
           <w:r>
             <w:fldChar w:fldCharType="separate"/>
@@ -2288,7 +2296,7 @@
             <w:fldChar w:fldCharType="begin"/>
           </w:r>
           <w:r>
-            <w:instrText xml:space="preserve"> PAGEREF _Toc2238 \h </w:instrText>
+            <w:instrText xml:space="preserve"> PAGEREF _Toc6023 \h </w:instrText>
           </w:r>
           <w:r>
             <w:fldChar w:fldCharType="separate"/>
@@ -2314,7 +2322,7 @@
             <w:fldChar w:fldCharType="begin"/>
           </w:r>
           <w:r>
-            <w:instrText xml:space="preserve"> HYPERLINK \l _Toc21506 </w:instrText>
+            <w:instrText xml:space="preserve"> HYPERLINK \l _Toc20217 </w:instrText>
           </w:r>
           <w:r>
             <w:fldChar w:fldCharType="separate"/>
@@ -2333,7 +2341,7 @@
             <w:fldChar w:fldCharType="begin"/>
           </w:r>
           <w:r>
-            <w:instrText xml:space="preserve"> PAGEREF _Toc21506 \h </w:instrText>
+            <w:instrText xml:space="preserve"> PAGEREF _Toc20217 \h </w:instrText>
           </w:r>
           <w:r>
             <w:fldChar w:fldCharType="separate"/>
@@ -2359,7 +2367,7 @@
             <w:fldChar w:fldCharType="begin"/>
           </w:r>
           <w:r>
-            <w:instrText xml:space="preserve"> HYPERLINK \l _Toc19755 </w:instrText>
+            <w:instrText xml:space="preserve"> HYPERLINK \l _Toc19203 </w:instrText>
           </w:r>
           <w:r>
             <w:fldChar w:fldCharType="separate"/>
@@ -2380,7 +2388,7 @@
             <w:fldChar w:fldCharType="begin"/>
           </w:r>
           <w:r>
-            <w:instrText xml:space="preserve"> PAGEREF _Toc19755 \h </w:instrText>
+            <w:instrText xml:space="preserve"> PAGEREF _Toc19203 \h </w:instrText>
           </w:r>
           <w:r>
             <w:fldChar w:fldCharType="separate"/>
@@ -2406,7 +2414,7 @@
             <w:fldChar w:fldCharType="begin"/>
           </w:r>
           <w:r>
-            <w:instrText xml:space="preserve"> HYPERLINK \l _Toc26496 </w:instrText>
+            <w:instrText xml:space="preserve"> HYPERLINK \l _Toc13238 </w:instrText>
           </w:r>
           <w:r>
             <w:fldChar w:fldCharType="separate"/>
@@ -2425,7 +2433,7 @@
             <w:fldChar w:fldCharType="begin"/>
           </w:r>
           <w:r>
-            <w:instrText xml:space="preserve"> PAGEREF _Toc26496 \h </w:instrText>
+            <w:instrText xml:space="preserve"> PAGEREF _Toc13238 \h </w:instrText>
           </w:r>
           <w:r>
             <w:fldChar w:fldCharType="separate"/>
@@ -2451,7 +2459,7 @@
             <w:fldChar w:fldCharType="begin"/>
           </w:r>
           <w:r>
-            <w:instrText xml:space="preserve"> HYPERLINK \l _Toc773 </w:instrText>
+            <w:instrText xml:space="preserve"> HYPERLINK \l _Toc22367 </w:instrText>
           </w:r>
           <w:r>
             <w:fldChar w:fldCharType="separate"/>
@@ -2470,7 +2478,7 @@
             <w:fldChar w:fldCharType="begin"/>
           </w:r>
           <w:r>
-            <w:instrText xml:space="preserve"> PAGEREF _Toc773 \h </w:instrText>
+            <w:instrText xml:space="preserve"> PAGEREF _Toc22367 \h </w:instrText>
           </w:r>
           <w:r>
             <w:fldChar w:fldCharType="separate"/>
@@ -2496,7 +2504,7 @@
             <w:fldChar w:fldCharType="begin"/>
           </w:r>
           <w:r>
-            <w:instrText xml:space="preserve"> HYPERLINK \l _Toc15638 </w:instrText>
+            <w:instrText xml:space="preserve"> HYPERLINK \l _Toc13965 </w:instrText>
           </w:r>
           <w:r>
             <w:fldChar w:fldCharType="separate"/>
@@ -2515,7 +2523,7 @@
             <w:fldChar w:fldCharType="begin"/>
           </w:r>
           <w:r>
-            <w:instrText xml:space="preserve"> PAGEREF _Toc15638 \h </w:instrText>
+            <w:instrText xml:space="preserve"> PAGEREF _Toc13965 \h </w:instrText>
           </w:r>
           <w:r>
             <w:fldChar w:fldCharType="separate"/>
@@ -2541,7 +2549,7 @@
             <w:fldChar w:fldCharType="begin"/>
           </w:r>
           <w:r>
-            <w:instrText xml:space="preserve"> HYPERLINK \l _Toc17523 </w:instrText>
+            <w:instrText xml:space="preserve"> HYPERLINK \l _Toc20534 </w:instrText>
           </w:r>
           <w:r>
             <w:fldChar w:fldCharType="separate"/>
@@ -2560,7 +2568,7 @@
             <w:fldChar w:fldCharType="begin"/>
           </w:r>
           <w:r>
-            <w:instrText xml:space="preserve"> PAGEREF _Toc17523 \h </w:instrText>
+            <w:instrText xml:space="preserve"> PAGEREF _Toc20534 \h </w:instrText>
           </w:r>
           <w:r>
             <w:fldChar w:fldCharType="separate"/>
@@ -2586,7 +2594,7 @@
             <w:fldChar w:fldCharType="begin"/>
           </w:r>
           <w:r>
-            <w:instrText xml:space="preserve"> HYPERLINK \l _Toc15197 </w:instrText>
+            <w:instrText xml:space="preserve"> HYPERLINK \l _Toc23697 </w:instrText>
           </w:r>
           <w:r>
             <w:fldChar w:fldCharType="separate"/>
@@ -2605,7 +2613,7 @@
             <w:fldChar w:fldCharType="begin"/>
           </w:r>
           <w:r>
-            <w:instrText xml:space="preserve"> PAGEREF _Toc15197 \h </w:instrText>
+            <w:instrText xml:space="preserve"> PAGEREF _Toc23697 \h </w:instrText>
           </w:r>
           <w:r>
             <w:fldChar w:fldCharType="separate"/>
@@ -2631,7 +2639,7 @@
             <w:fldChar w:fldCharType="begin"/>
           </w:r>
           <w:r>
-            <w:instrText xml:space="preserve"> HYPERLINK \l _Toc26252 </w:instrText>
+            <w:instrText xml:space="preserve"> HYPERLINK \l _Toc28332 </w:instrText>
           </w:r>
           <w:r>
             <w:fldChar w:fldCharType="separate"/>
@@ -2650,7 +2658,7 @@
             <w:fldChar w:fldCharType="begin"/>
           </w:r>
           <w:r>
-            <w:instrText xml:space="preserve"> PAGEREF _Toc26252 \h </w:instrText>
+            <w:instrText xml:space="preserve"> PAGEREF _Toc28332 \h </w:instrText>
           </w:r>
           <w:r>
             <w:fldChar w:fldCharType="separate"/>
@@ -2676,7 +2684,7 @@
             <w:fldChar w:fldCharType="begin"/>
           </w:r>
           <w:r>
-            <w:instrText xml:space="preserve"> HYPERLINK \l _Toc20585 </w:instrText>
+            <w:instrText xml:space="preserve"> HYPERLINK \l _Toc2379 </w:instrText>
           </w:r>
           <w:r>
             <w:fldChar w:fldCharType="separate"/>
@@ -2695,7 +2703,7 @@
             <w:fldChar w:fldCharType="begin"/>
           </w:r>
           <w:r>
-            <w:instrText xml:space="preserve"> PAGEREF _Toc20585 \h </w:instrText>
+            <w:instrText xml:space="preserve"> PAGEREF _Toc2379 \h </w:instrText>
           </w:r>
           <w:r>
             <w:fldChar w:fldCharType="separate"/>
@@ -2721,7 +2729,7 @@
             <w:fldChar w:fldCharType="begin"/>
           </w:r>
           <w:r>
-            <w:instrText xml:space="preserve"> HYPERLINK \l _Toc16136 </w:instrText>
+            <w:instrText xml:space="preserve"> HYPERLINK \l _Toc9039 </w:instrText>
           </w:r>
           <w:r>
             <w:fldChar w:fldCharType="separate"/>
@@ -2740,7 +2748,7 @@
             <w:fldChar w:fldCharType="begin"/>
           </w:r>
           <w:r>
-            <w:instrText xml:space="preserve"> PAGEREF _Toc16136 \h </w:instrText>
+            <w:instrText xml:space="preserve"> PAGEREF _Toc9039 \h </w:instrText>
           </w:r>
           <w:r>
             <w:fldChar w:fldCharType="separate"/>
@@ -2766,7 +2774,7 @@
             <w:fldChar w:fldCharType="begin"/>
           </w:r>
           <w:r>
-            <w:instrText xml:space="preserve"> HYPERLINK \l _Toc25403 </w:instrText>
+            <w:instrText xml:space="preserve"> HYPERLINK \l _Toc16781 </w:instrText>
           </w:r>
           <w:r>
             <w:fldChar w:fldCharType="separate"/>
@@ -2785,7 +2793,7 @@
             <w:fldChar w:fldCharType="begin"/>
           </w:r>
           <w:r>
-            <w:instrText xml:space="preserve"> PAGEREF _Toc25403 \h </w:instrText>
+            <w:instrText xml:space="preserve"> PAGEREF _Toc16781 \h </w:instrText>
           </w:r>
           <w:r>
             <w:fldChar w:fldCharType="separate"/>
@@ -2811,7 +2819,7 @@
             <w:fldChar w:fldCharType="begin"/>
           </w:r>
           <w:r>
-            <w:instrText xml:space="preserve"> HYPERLINK \l _Toc2146 </w:instrText>
+            <w:instrText xml:space="preserve"> HYPERLINK \l _Toc25634 </w:instrText>
           </w:r>
           <w:r>
             <w:fldChar w:fldCharType="separate"/>
@@ -2830,7 +2838,7 @@
             <w:fldChar w:fldCharType="begin"/>
           </w:r>
           <w:r>
-            <w:instrText xml:space="preserve"> PAGEREF _Toc2146 \h </w:instrText>
+            <w:instrText xml:space="preserve"> PAGEREF _Toc25634 \h </w:instrText>
           </w:r>
           <w:r>
             <w:fldChar w:fldCharType="separate"/>
@@ -2856,7 +2864,7 @@
             <w:fldChar w:fldCharType="begin"/>
           </w:r>
           <w:r>
-            <w:instrText xml:space="preserve"> HYPERLINK \l _Toc32217 </w:instrText>
+            <w:instrText xml:space="preserve"> HYPERLINK \l _Toc32230 </w:instrText>
           </w:r>
           <w:r>
             <w:fldChar w:fldCharType="separate"/>
@@ -2875,7 +2883,7 @@
             <w:fldChar w:fldCharType="begin"/>
           </w:r>
           <w:r>
-            <w:instrText xml:space="preserve"> PAGEREF _Toc32217 \h </w:instrText>
+            <w:instrText xml:space="preserve"> PAGEREF _Toc32230 \h </w:instrText>
           </w:r>
           <w:r>
             <w:fldChar w:fldCharType="separate"/>
@@ -2901,7 +2909,7 @@
             <w:fldChar w:fldCharType="begin"/>
           </w:r>
           <w:r>
-            <w:instrText xml:space="preserve"> HYPERLINK \l _Toc24605 </w:instrText>
+            <w:instrText xml:space="preserve"> HYPERLINK \l _Toc32709 </w:instrText>
           </w:r>
           <w:r>
             <w:fldChar w:fldCharType="separate"/>
@@ -2920,7 +2928,7 @@
             <w:fldChar w:fldCharType="begin"/>
           </w:r>
           <w:r>
-            <w:instrText xml:space="preserve"> PAGEREF _Toc24605 \h </w:instrText>
+            <w:instrText xml:space="preserve"> PAGEREF _Toc32709 \h </w:instrText>
           </w:r>
           <w:r>
             <w:fldChar w:fldCharType="separate"/>
@@ -2946,7 +2954,7 @@
             <w:fldChar w:fldCharType="begin"/>
           </w:r>
           <w:r>
-            <w:instrText xml:space="preserve"> HYPERLINK \l _Toc23819 </w:instrText>
+            <w:instrText xml:space="preserve"> HYPERLINK \l _Toc20883 </w:instrText>
           </w:r>
           <w:r>
             <w:fldChar w:fldCharType="separate"/>
@@ -2965,7 +2973,7 @@
             <w:fldChar w:fldCharType="begin"/>
           </w:r>
           <w:r>
-            <w:instrText xml:space="preserve"> PAGEREF _Toc23819 \h </w:instrText>
+            <w:instrText xml:space="preserve"> PAGEREF _Toc20883 \h </w:instrText>
           </w:r>
           <w:r>
             <w:fldChar w:fldCharType="separate"/>
@@ -2991,7 +2999,7 @@
             <w:fldChar w:fldCharType="begin"/>
           </w:r>
           <w:r>
-            <w:instrText xml:space="preserve"> HYPERLINK \l _Toc30723 </w:instrText>
+            <w:instrText xml:space="preserve"> HYPERLINK \l _Toc18201 </w:instrText>
           </w:r>
           <w:r>
             <w:fldChar w:fldCharType="separate"/>
@@ -3010,7 +3018,7 @@
             <w:fldChar w:fldCharType="begin"/>
           </w:r>
           <w:r>
-            <w:instrText xml:space="preserve"> PAGEREF _Toc30723 \h </w:instrText>
+            <w:instrText xml:space="preserve"> PAGEREF _Toc18201 \h </w:instrText>
           </w:r>
           <w:r>
             <w:fldChar w:fldCharType="separate"/>
@@ -3032,7 +3040,6 @@
         </w:p>
       </w:sdtContent>
     </w:sdt>
-    <w:p/>
     <w:p>
       <w:pPr>
         <w:rPr>
@@ -3070,7 +3077,7 @@
           <w:lang w:val="en-US" w:eastAsia="zh-CN"/>
         </w:rPr>
       </w:pPr>
-      <w:bookmarkStart w:id="4" w:name="_Toc26496"/>
+      <w:bookmarkStart w:id="4" w:name="_Toc13238"/>
       <w:r>
         <w:rPr>
           <w:rFonts w:hint="default"/>
@@ -3132,7 +3139,7 @@
           <w:lang w:val="en-US" w:eastAsia="zh-CN"/>
         </w:rPr>
       </w:pPr>
-      <w:bookmarkStart w:id="5" w:name="_Toc773"/>
+      <w:bookmarkStart w:id="5" w:name="_Toc22367"/>
       <w:r>
         <w:rPr>
           <w:rFonts w:hint="default"/>
@@ -3194,7 +3201,7 @@
           <w:lang w:val="en-US" w:eastAsia="zh-CN"/>
         </w:rPr>
       </w:pPr>
-      <w:bookmarkStart w:id="6" w:name="_Toc15638"/>
+      <w:bookmarkStart w:id="6" w:name="_Toc13965"/>
       <w:r>
         <w:rPr>
           <w:rFonts w:hint="default"/>
@@ -3330,7 +3337,7 @@
           <w:lang w:val="en-US" w:eastAsia="zh-CN"/>
         </w:rPr>
       </w:pPr>
-      <w:bookmarkStart w:id="7" w:name="_Toc17523"/>
+      <w:bookmarkStart w:id="7" w:name="_Toc20534"/>
       <w:r>
         <w:rPr>
           <w:rFonts w:hint="default"/>
@@ -3362,7 +3369,7 @@
           <w:lang w:val="en-US" w:eastAsia="zh-CN"/>
         </w:rPr>
       </w:pPr>
-      <w:bookmarkStart w:id="8" w:name="_Toc15197"/>
+      <w:bookmarkStart w:id="8" w:name="_Toc23697"/>
       <w:r>
         <w:rPr>
           <w:rFonts w:hint="default"/>
@@ -3408,8 +3415,6 @@
         </w:rPr>
         <w:t>2026年6月底</w:t>
       </w:r>
-      <w:bookmarkStart w:id="18" w:name="_GoBack"/>
-      <w:bookmarkEnd w:id="18"/>
       <w:r>
         <w:rPr>
           <w:rFonts w:hint="default"/>
@@ -3440,7 +3445,7 @@
           <w:lang w:val="en-US" w:eastAsia="zh-CN"/>
         </w:rPr>
       </w:pPr>
-      <w:bookmarkStart w:id="9" w:name="_Toc26252"/>
+      <w:bookmarkStart w:id="9" w:name="_Toc28332"/>
       <w:r>
         <w:rPr>
           <w:rFonts w:hint="default"/>
@@ -3509,7 +3514,7 @@
           <w:lang w:val="en-US" w:eastAsia="zh-CN"/>
         </w:rPr>
       </w:pPr>
-      <w:bookmarkStart w:id="10" w:name="_Toc20585"/>
+      <w:bookmarkStart w:id="10" w:name="_Toc2379"/>
       <w:r>
         <w:rPr>
           <w:rFonts w:hint="default"/>
@@ -3592,7 +3597,7 @@
           <w:lang w:val="en-US" w:eastAsia="zh-CN"/>
         </w:rPr>
       </w:pPr>
-      <w:bookmarkStart w:id="11" w:name="_Toc16136"/>
+      <w:bookmarkStart w:id="11" w:name="_Toc9039"/>
       <w:r>
         <w:rPr>
           <w:rFonts w:hint="default"/>
@@ -3682,7 +3687,7 @@
           <w:lang w:val="en-US" w:eastAsia="zh-CN"/>
         </w:rPr>
       </w:pPr>
-      <w:bookmarkStart w:id="12" w:name="_Toc25403"/>
+      <w:bookmarkStart w:id="12" w:name="_Toc16781"/>
       <w:r>
         <w:rPr>
           <w:rFonts w:hint="default"/>
@@ -3758,7 +3763,7 @@
           <w:lang w:val="en-US" w:eastAsia="zh-CN"/>
         </w:rPr>
       </w:pPr>
-      <w:bookmarkStart w:id="13" w:name="_Toc2146"/>
+      <w:bookmarkStart w:id="13" w:name="_Toc25634"/>
       <w:r>
         <w:rPr>
           <w:rFonts w:hint="default"/>
@@ -3912,7 +3917,7 @@
           <w:lang w:val="en-US" w:eastAsia="zh-CN"/>
         </w:rPr>
       </w:pPr>
-      <w:bookmarkStart w:id="14" w:name="_Toc32217"/>
+      <w:bookmarkStart w:id="14" w:name="_Toc32230"/>
       <w:r>
         <w:rPr>
           <w:rFonts w:hint="default"/>
@@ -3961,7 +3966,7 @@
           <w:lang w:val="en-US" w:eastAsia="zh-CN"/>
         </w:rPr>
       </w:pPr>
-      <w:bookmarkStart w:id="15" w:name="_Toc24605"/>
+      <w:bookmarkStart w:id="15" w:name="_Toc32709"/>
       <w:r>
         <w:rPr>
           <w:rFonts w:hint="default"/>
@@ -4010,7 +4015,7 @@
           <w:lang w:val="en-US" w:eastAsia="zh-CN"/>
         </w:rPr>
       </w:pPr>
-      <w:bookmarkStart w:id="16" w:name="_Toc23819"/>
+      <w:bookmarkStart w:id="16" w:name="_Toc20883"/>
       <w:r>
         <w:rPr>
           <w:rFonts w:hint="default"/>
@@ -4250,7 +4255,7 @@
           <w:lang w:val="en-US" w:eastAsia="zh-CN"/>
         </w:rPr>
       </w:pPr>
-      <w:bookmarkStart w:id="17" w:name="_Toc30723"/>
+      <w:bookmarkStart w:id="17" w:name="_Toc18201"/>
       <w:r>
         <w:rPr>
           <w:rFonts w:hint="default"/>
